--- a/giai-thich.docx
+++ b/giai-thich.docx
@@ -180,6 +180,9 @@
         <w:jc w:val="center"/>
       </w:pPr>
       <w:r>
+        <w:rPr>
+          <w:noProof/>
+        </w:rPr>
         <w:drawing>
           <wp:inline distT="0" distB="0" distL="0" distR="0" wp14:anchorId="4C8465D0" wp14:editId="565A6B81">
             <wp:extent cx="4314825" cy="1097280"/>
@@ -273,7 +276,239 @@
     <w:p>
       <w:pPr>
         <w:ind w:left="360"/>
-      </w:pPr>
+        <w:rPr>
+          <w:b/>
+          <w:bCs/>
+        </w:rPr>
+      </w:pPr>
+      <w:r>
+        <w:rPr>
+          <w:b/>
+          <w:bCs/>
+        </w:rPr>
+        <w:t>RETRY</w:t>
+      </w:r>
+    </w:p>
+    <w:p>
+      <w:pPr>
+        <w:ind w:left="360"/>
+      </w:pPr>
+      <w:r>
+        <w:t>Test khi mở service;</w:t>
+      </w:r>
+    </w:p>
+    <w:p>
+      <w:pPr>
+        <w:pStyle w:val="ListParagraph"/>
+        <w:numPr>
+          <w:ilvl w:val="0"/>
+          <w:numId w:val="1"/>
+        </w:numPr>
+      </w:pPr>
+      <w:r>
+        <w:t>Trả về kết quả bình thường</w:t>
+      </w:r>
+    </w:p>
+    <w:p>
+      <w:pPr>
+        <w:ind w:left="360"/>
+        <w:jc w:val="center"/>
+      </w:pPr>
+      <w:r>
+        <w:drawing>
+          <wp:inline distT="0" distB="0" distL="0" distR="0" wp14:anchorId="05C8A7AF" wp14:editId="2AF2781A">
+            <wp:extent cx="5000624" cy="2122998"/>
+            <wp:effectExtent l="0" t="0" r="0" b="0"/>
+            <wp:docPr id="4" name="Picture 4"/>
+            <wp:cNvGraphicFramePr>
+              <a:graphicFrameLocks xmlns:a="http://schemas.openxmlformats.org/drawingml/2006/main" noChangeAspect="1"/>
+            </wp:cNvGraphicFramePr>
+            <a:graphic xmlns:a="http://schemas.openxmlformats.org/drawingml/2006/main">
+              <a:graphicData uri="http://schemas.openxmlformats.org/drawingml/2006/picture">
+                <pic:pic xmlns:pic="http://schemas.openxmlformats.org/drawingml/2006/picture">
+                  <pic:nvPicPr>
+                    <pic:cNvPr id="1" name=""/>
+                    <pic:cNvPicPr/>
+                  </pic:nvPicPr>
+                  <pic:blipFill>
+                    <a:blip r:embed="rId9"/>
+                    <a:stretch>
+                      <a:fillRect/>
+                    </a:stretch>
+                  </pic:blipFill>
+                  <pic:spPr>
+                    <a:xfrm>
+                      <a:off x="0" y="0"/>
+                      <a:ext cx="5006524" cy="2125503"/>
+                    </a:xfrm>
+                    <a:prstGeom prst="rect">
+                      <a:avLst/>
+                    </a:prstGeom>
+                  </pic:spPr>
+                </pic:pic>
+              </a:graphicData>
+            </a:graphic>
+          </wp:inline>
+        </w:drawing>
+      </w:r>
+    </w:p>
+    <w:p>
+      <w:pPr>
+        <w:ind w:left="360"/>
+      </w:pPr>
+      <w:r>
+        <w:t>Test khi tắt service:</w:t>
+      </w:r>
+    </w:p>
+    <w:p>
+      <w:pPr>
+        <w:pStyle w:val="ListParagraph"/>
+        <w:numPr>
+          <w:ilvl w:val="0"/>
+          <w:numId w:val="1"/>
+        </w:numPr>
+      </w:pPr>
+      <w:r>
+        <w:t>Khi service bị tắt retry sẽ cố gắng gọi lại cho đến khi đạt số lần giới hạn nếu không nhận được kết quả sẽ trả về thông báo “</w:t>
+      </w:r>
+      <w:r>
+        <w:rPr>
+          <w:b/>
+          <w:bCs/>
+        </w:rPr>
+        <w:t>lỗi sau khi retry</w:t>
+      </w:r>
+      <w:r>
+        <w:t>”, thiết lập 3 lần</w:t>
+      </w:r>
+    </w:p>
+    <w:p>
+      <w:pPr>
+        <w:ind w:left="360"/>
+        <w:jc w:val="center"/>
+      </w:pPr>
+      <w:r>
+        <w:drawing>
+          <wp:inline distT="0" distB="0" distL="0" distR="0" wp14:anchorId="2D607371" wp14:editId="683980D4">
+            <wp:extent cx="2676899" cy="590632"/>
+            <wp:effectExtent l="0" t="0" r="9525" b="0"/>
+            <wp:docPr id="8" name="Picture 8"/>
+            <wp:cNvGraphicFramePr>
+              <a:graphicFrameLocks xmlns:a="http://schemas.openxmlformats.org/drawingml/2006/main" noChangeAspect="1"/>
+            </wp:cNvGraphicFramePr>
+            <a:graphic xmlns:a="http://schemas.openxmlformats.org/drawingml/2006/main">
+              <a:graphicData uri="http://schemas.openxmlformats.org/drawingml/2006/picture">
+                <pic:pic xmlns:pic="http://schemas.openxmlformats.org/drawingml/2006/picture">
+                  <pic:nvPicPr>
+                    <pic:cNvPr id="1" name=""/>
+                    <pic:cNvPicPr/>
+                  </pic:nvPicPr>
+                  <pic:blipFill>
+                    <a:blip r:embed="rId10"/>
+                    <a:stretch>
+                      <a:fillRect/>
+                    </a:stretch>
+                  </pic:blipFill>
+                  <pic:spPr>
+                    <a:xfrm>
+                      <a:off x="0" y="0"/>
+                      <a:ext cx="2676899" cy="590632"/>
+                    </a:xfrm>
+                    <a:prstGeom prst="rect">
+                      <a:avLst/>
+                    </a:prstGeom>
+                  </pic:spPr>
+                </pic:pic>
+              </a:graphicData>
+            </a:graphic>
+          </wp:inline>
+        </w:drawing>
+      </w:r>
+    </w:p>
+    <w:p>
+      <w:pPr>
+        <w:jc w:val="center"/>
+      </w:pPr>
+      <w:r>
+        <w:drawing>
+          <wp:inline distT="0" distB="0" distL="0" distR="0" wp14:anchorId="64432D80" wp14:editId="00357CB1">
+            <wp:extent cx="4315427" cy="866896"/>
+            <wp:effectExtent l="0" t="0" r="9525" b="9525"/>
+            <wp:docPr id="7" name="Picture 7"/>
+            <wp:cNvGraphicFramePr>
+              <a:graphicFrameLocks xmlns:a="http://schemas.openxmlformats.org/drawingml/2006/main" noChangeAspect="1"/>
+            </wp:cNvGraphicFramePr>
+            <a:graphic xmlns:a="http://schemas.openxmlformats.org/drawingml/2006/main">
+              <a:graphicData uri="http://schemas.openxmlformats.org/drawingml/2006/picture">
+                <pic:pic xmlns:pic="http://schemas.openxmlformats.org/drawingml/2006/picture">
+                  <pic:nvPicPr>
+                    <pic:cNvPr id="1" name=""/>
+                    <pic:cNvPicPr/>
+                  </pic:nvPicPr>
+                  <pic:blipFill>
+                    <a:blip r:embed="rId11"/>
+                    <a:stretch>
+                      <a:fillRect/>
+                    </a:stretch>
+                  </pic:blipFill>
+                  <pic:spPr>
+                    <a:xfrm>
+                      <a:off x="0" y="0"/>
+                      <a:ext cx="4315427" cy="866896"/>
+                    </a:xfrm>
+                    <a:prstGeom prst="rect">
+                      <a:avLst/>
+                    </a:prstGeom>
+                  </pic:spPr>
+                </pic:pic>
+              </a:graphicData>
+            </a:graphic>
+          </wp:inline>
+        </w:drawing>
+      </w:r>
+    </w:p>
+    <w:p>
+      <w:pPr>
+        <w:jc w:val="center"/>
+      </w:pPr>
+      <w:r>
+        <w:lastRenderedPageBreak/>
+        <w:drawing>
+          <wp:inline distT="0" distB="0" distL="0" distR="0" wp14:anchorId="303C0635" wp14:editId="09C6E192">
+            <wp:extent cx="5077534" cy="2333951"/>
+            <wp:effectExtent l="0" t="0" r="8890" b="9525"/>
+            <wp:docPr id="6" name="Picture 6"/>
+            <wp:cNvGraphicFramePr>
+              <a:graphicFrameLocks xmlns:a="http://schemas.openxmlformats.org/drawingml/2006/main" noChangeAspect="1"/>
+            </wp:cNvGraphicFramePr>
+            <a:graphic xmlns:a="http://schemas.openxmlformats.org/drawingml/2006/main">
+              <a:graphicData uri="http://schemas.openxmlformats.org/drawingml/2006/picture">
+                <pic:pic xmlns:pic="http://schemas.openxmlformats.org/drawingml/2006/picture">
+                  <pic:nvPicPr>
+                    <pic:cNvPr id="1" name=""/>
+                    <pic:cNvPicPr/>
+                  </pic:nvPicPr>
+                  <pic:blipFill>
+                    <a:blip r:embed="rId12"/>
+                    <a:stretch>
+                      <a:fillRect/>
+                    </a:stretch>
+                  </pic:blipFill>
+                  <pic:spPr>
+                    <a:xfrm>
+                      <a:off x="0" y="0"/>
+                      <a:ext cx="5077534" cy="2333951"/>
+                    </a:xfrm>
+                    <a:prstGeom prst="rect">
+                      <a:avLst/>
+                    </a:prstGeom>
+                  </pic:spPr>
+                </pic:pic>
+              </a:graphicData>
+            </a:graphic>
+          </wp:inline>
+        </w:drawing>
+      </w:r>
     </w:p>
     <w:sectPr>
       <w:pgSz w:w="12240" w:h="15840"/>

--- a/giai-thich.docx
+++ b/giai-thich.docx
@@ -315,6 +315,9 @@
         <w:jc w:val="center"/>
       </w:pPr>
       <w:r>
+        <w:rPr>
+          <w:noProof/>
+        </w:rPr>
         <w:drawing>
           <wp:inline distT="0" distB="0" distL="0" distR="0" wp14:anchorId="05C8A7AF" wp14:editId="2AF2781A">
             <wp:extent cx="5000624" cy="2122998"/>
@@ -388,6 +391,9 @@
         <w:jc w:val="center"/>
       </w:pPr>
       <w:r>
+        <w:rPr>
+          <w:noProof/>
+        </w:rPr>
         <w:drawing>
           <wp:inline distT="0" distB="0" distL="0" distR="0" wp14:anchorId="2D607371" wp14:editId="683980D4">
             <wp:extent cx="2676899" cy="590632"/>
@@ -430,6 +436,9 @@
         <w:jc w:val="center"/>
       </w:pPr>
       <w:r>
+        <w:rPr>
+          <w:noProof/>
+        </w:rPr>
         <w:drawing>
           <wp:inline distT="0" distB="0" distL="0" distR="0" wp14:anchorId="64432D80" wp14:editId="00357CB1">
             <wp:extent cx="4315427" cy="866896"/>
@@ -472,6 +481,9 @@
         <w:jc w:val="center"/>
       </w:pPr>
       <w:r>
+        <w:rPr>
+          <w:noProof/>
+        </w:rPr>
         <w:lastRenderedPageBreak/>
         <w:drawing>
           <wp:inline distT="0" distB="0" distL="0" distR="0" wp14:anchorId="303C0635" wp14:editId="09C6E192">
@@ -498,6 +510,129 @@
                     <a:xfrm>
                       <a:off x="0" y="0"/>
                       <a:ext cx="5077534" cy="2333951"/>
+                    </a:xfrm>
+                    <a:prstGeom prst="rect">
+                      <a:avLst/>
+                    </a:prstGeom>
+                  </pic:spPr>
+                </pic:pic>
+              </a:graphicData>
+            </a:graphic>
+          </wp:inline>
+        </w:drawing>
+      </w:r>
+    </w:p>
+    <w:p>
+      <w:pPr>
+        <w:rPr>
+          <w:b/>
+          <w:bCs/>
+        </w:rPr>
+      </w:pPr>
+      <w:r>
+        <w:rPr>
+          <w:b/>
+          <w:bCs/>
+        </w:rPr>
+        <w:t>RATE LIMITER</w:t>
+      </w:r>
+    </w:p>
+    <w:p>
+      <w:pPr>
+        <w:pStyle w:val="ListParagraph"/>
+        <w:numPr>
+          <w:ilvl w:val="0"/>
+          <w:numId w:val="1"/>
+        </w:numPr>
+      </w:pPr>
+      <w:r>
+        <w:t>Thiết lập max 5 request / 30s</w:t>
+      </w:r>
+    </w:p>
+    <w:p>
+      <w:pPr>
+        <w:jc w:val="center"/>
+      </w:pPr>
+      <w:r>
+        <w:drawing>
+          <wp:inline distT="0" distB="0" distL="0" distR="0" wp14:anchorId="4C1312C3" wp14:editId="4817830E">
+            <wp:extent cx="5943600" cy="737870"/>
+            <wp:effectExtent l="0" t="0" r="0" b="5080"/>
+            <wp:docPr id="9" name="Picture 9"/>
+            <wp:cNvGraphicFramePr>
+              <a:graphicFrameLocks xmlns:a="http://schemas.openxmlformats.org/drawingml/2006/main" noChangeAspect="1"/>
+            </wp:cNvGraphicFramePr>
+            <a:graphic xmlns:a="http://schemas.openxmlformats.org/drawingml/2006/main">
+              <a:graphicData uri="http://schemas.openxmlformats.org/drawingml/2006/picture">
+                <pic:pic xmlns:pic="http://schemas.openxmlformats.org/drawingml/2006/picture">
+                  <pic:nvPicPr>
+                    <pic:cNvPr id="1" name=""/>
+                    <pic:cNvPicPr/>
+                  </pic:nvPicPr>
+                  <pic:blipFill>
+                    <a:blip r:embed="rId13"/>
+                    <a:stretch>
+                      <a:fillRect/>
+                    </a:stretch>
+                  </pic:blipFill>
+                  <pic:spPr>
+                    <a:xfrm>
+                      <a:off x="0" y="0"/>
+                      <a:ext cx="5943600" cy="737870"/>
+                    </a:xfrm>
+                    <a:prstGeom prst="rect">
+                      <a:avLst/>
+                    </a:prstGeom>
+                  </pic:spPr>
+                </pic:pic>
+              </a:graphicData>
+            </a:graphic>
+          </wp:inline>
+        </w:drawing>
+      </w:r>
+    </w:p>
+    <w:p>
+      <w:pPr>
+        <w:pStyle w:val="ListParagraph"/>
+        <w:numPr>
+          <w:ilvl w:val="0"/>
+          <w:numId w:val="1"/>
+        </w:numPr>
+      </w:pPr>
+      <w:r>
+        <w:t>Nếu gửi quá 5 request trong 30 giây sẽ xuất hiện thông báo lỗi 429</w:t>
+      </w:r>
+    </w:p>
+    <w:p>
+      <w:pPr>
+        <w:jc w:val="center"/>
+      </w:pPr>
+      <w:r>
+        <w:drawing>
+          <wp:inline distT="0" distB="0" distL="0" distR="0" wp14:anchorId="145EE31F" wp14:editId="01895061">
+            <wp:extent cx="5943600" cy="1003300"/>
+            <wp:effectExtent l="0" t="0" r="0" b="6350"/>
+            <wp:docPr id="10" name="Picture 10"/>
+            <wp:cNvGraphicFramePr>
+              <a:graphicFrameLocks xmlns:a="http://schemas.openxmlformats.org/drawingml/2006/main" noChangeAspect="1"/>
+            </wp:cNvGraphicFramePr>
+            <a:graphic xmlns:a="http://schemas.openxmlformats.org/drawingml/2006/main">
+              <a:graphicData uri="http://schemas.openxmlformats.org/drawingml/2006/picture">
+                <pic:pic xmlns:pic="http://schemas.openxmlformats.org/drawingml/2006/picture">
+                  <pic:nvPicPr>
+                    <pic:cNvPr id="1" name=""/>
+                    <pic:cNvPicPr/>
+                  </pic:nvPicPr>
+                  <pic:blipFill>
+                    <a:blip r:embed="rId14"/>
+                    <a:stretch>
+                      <a:fillRect/>
+                    </a:stretch>
+                  </pic:blipFill>
+                  <pic:spPr>
+                    <a:xfrm>
+                      <a:off x="0" y="0"/>
+                      <a:ext cx="5943600" cy="1003300"/>
                     </a:xfrm>
                     <a:prstGeom prst="rect">
                       <a:avLst/>
